--- a/docs/launch/WO-AUTOPOST-BLITZ-LANE.docx
+++ b/docs/launch/WO-AUTOPOST-BLITZ-LANE.docx
@@ -573,7 +573,22 @@
         <w:pStyle w:val="ListBullet"/>
       </w:pPr>
       <w:r>
-        <w:t>The link goes in the body. Never "link in the comments".</w:t>
+        <w:t>Every post carries its link in the body. The autoposter has no comment API, so</w:t>
+      </w:r>
+    </w:p>
+    <w:p>
+      <w:r>
+        <w:t xml:space="preserve">  this is a constraint of the system rather than a preference — there is no other</w:t>
+      </w:r>
+    </w:p>
+    <w:p>
+      <w:r>
+        <w:t xml:space="preserve">  placement available to it. Generated copy must therefore be written to carry a URL in</w:t>
+      </w:r>
+    </w:p>
+    <w:p>
+      <w:r>
+        <w:t xml:space="preserve">  the body naturally, not to defer it.</w:t>
       </w:r>
     </w:p>
     <w:p>

--- a/docs/launch/WO-AUTOPOST-BLITZ-LANE.docx
+++ b/docs/launch/WO-AUTOPOST-BLITZ-LANE.docx
@@ -138,6 +138,172 @@
         <w:pStyle w:val="Heading1"/>
       </w:pPr>
       <w:r>
+        <w:t>Everything you need is in the pack</w:t>
+      </w:r>
+    </w:p>
+    <w:p>
+      <w:r>
+        <w:t>aeo-blitz-001-pack.zip, delivered with this work order. Unzip it into the autopost repo</w:t>
+      </w:r>
+    </w:p>
+    <w:p>
+      <w:r>
+        <w:t>or read it in place — nothing in it needs to be fetched from aeo-app1.</w:t>
+      </w:r>
+    </w:p>
+    <w:p>
+      <w:r>
+        <w:rPr>
+          <w:rFonts w:ascii="Consolas" w:hAnsi="Consolas"/>
+          <w:sz w:val="17"/>
+        </w:rPr>
+        <w:t>aeo-blitz-001/</w:t>
+      </w:r>
+    </w:p>
+    <w:p>
+      <w:r>
+        <w:rPr>
+          <w:rFonts w:ascii="Consolas" w:hAnsi="Consolas"/>
+          <w:sz w:val="17"/>
+        </w:rPr>
+        <w:t xml:space="preserve">  campaign.json          the campaign: 6 stories x 6 passes = 36 scheduled posts,</w:t>
+      </w:r>
+    </w:p>
+    <w:p>
+      <w:r>
+        <w:rPr>
+          <w:rFonts w:ascii="Consolas" w:hAnsi="Consolas"/>
+          <w:sz w:val="17"/>
+        </w:rPr>
+        <w:t xml:space="preserve">                         each with a hook, the points it must make, and its image</w:t>
+      </w:r>
+    </w:p>
+    <w:p>
+      <w:r>
+        <w:rPr>
+          <w:rFonts w:ascii="Consolas" w:hAnsi="Consolas"/>
+          <w:sz w:val="17"/>
+        </w:rPr>
+        <w:t xml:space="preserve">  images/                14 files, one set per story, named by story slug</w:t>
+      </w:r>
+    </w:p>
+    <w:p>
+      <w:r>
+        <w:rPr>
+          <w:rFonts w:ascii="Consolas" w:hAnsi="Consolas"/>
+          <w:sz w:val="17"/>
+        </w:rPr>
+        <w:t xml:space="preserve">  images/MANIFEST.json   filename, live URL, byte size and sha256 for each</w:t>
+      </w:r>
+    </w:p>
+    <w:p>
+      <w:r>
+        <w:rPr>
+          <w:rFonts w:ascii="Consolas" w:hAnsi="Consolas"/>
+          <w:sz w:val="17"/>
+        </w:rPr>
+        <w:t xml:space="preserve">  README.md              how to run it, and why the order is that order</w:t>
+      </w:r>
+    </w:p>
+    <w:p>
+      <w:r>
+        <w:t>Read campaign.json first. It is the specification; this document is the rationale.</w:t>
+      </w:r>
+    </w:p>
+    <w:p>
+      <w:r>
+        <w:t>Where the two disagree, the JSON wins — it is what the code consumes.</w:t>
+      </w:r>
+    </w:p>
+    <w:p>
+      <w:r>
+        <w:t>Three fields in it decide whether this works:</w:t>
+      </w:r>
+    </w:p>
+    <w:p>
+      <w:pPr>
+        <w:pStyle w:val="ListBullet"/>
+      </w:pPr>
+      <w:r>
+        <w:t>verified_facts is the COMPLETE set of figures available to this campaign. If a</w:t>
+      </w:r>
+    </w:p>
+    <w:p>
+      <w:r>
+        <w:t xml:space="preserve">  generated post wants a number that is not in there, it does not get a number. Not even</w:t>
+      </w:r>
+    </w:p>
+    <w:p>
+      <w:r>
+        <w:t xml:space="preserve">  labelled as an example. This is the grounded-output rule expressed as data rather than</w:t>
+      </w:r>
+    </w:p>
+    <w:p>
+      <w:r>
+        <w:t xml:space="preserve">  as an instruction someone has to remember at 08:30.</w:t>
+      </w:r>
+    </w:p>
+    <w:p>
+      <w:pPr>
+        <w:pStyle w:val="ListBullet"/>
+      </w:pPr>
+      <w:r>
+        <w:t>hard_constraints are not style preferences. Each one is there because it was</w:t>
+      </w:r>
+    </w:p>
+    <w:p>
+      <w:r>
+        <w:t xml:space="preserve">  violated once and cost something.</w:t>
+      </w:r>
+    </w:p>
+    <w:p>
+      <w:pPr>
+        <w:pStyle w:val="ListBullet"/>
+      </w:pPr>
+      <w:r>
+        <w:t>angles[].use entries that match a key in verified_facts must be stated in that</w:t>
+      </w:r>
+    </w:p>
+    <w:p>
+      <w:r>
+        <w:t xml:space="preserve">  fact's exact wording, not paraphrased into a stronger claim.</w:t>
+      </w:r>
+    </w:p>
+    <w:p>
+      <w:r>
+        <w:t>Images: prefer url over the local file. Two are queued for replacement and a URL</w:t>
+      </w:r>
+    </w:p>
+    <w:p>
+      <w:r>
+        <w:t>pull picks up the corrected version without another commit. buyers-guide-hero.jpg is a</w:t>
+      </w:r>
+    </w:p>
+    <w:p>
+      <w:r>
+        <w:t>known mismatch — it carries the headline “AEO software explained” rather</w:t>
+      </w:r>
+    </w:p>
+    <w:p>
+      <w:r>
+        <w:t>than “The AEO Buyer’s Guide”. Use it and swap when the replacement lands.</w:t>
+      </w:r>
+    </w:p>
+    <w:p>
+      <w:r>
+        <w:t>Pass-one copy is written out in full in BLITZ-DISTI-PACK-aeo-buyer-series — use it</w:t>
+      </w:r>
+    </w:p>
+    <w:p>
+      <w:r>
+        <w:t>as the style exemplar for passes two to six rather than inventing a house voice.</w:t>
+      </w:r>
+    </w:p>
+    <w:p>
+      <w:pPr>
+        <w:pStyle w:val="Heading1"/>
+      </w:pPr>
+      <w:r>
         <w:t>The slot</w:t>
       </w:r>
     </w:p>
@@ -223,17 +389,22 @@
     </w:p>
     <w:p>
       <w:r>
-        <w:t>Six posts, cycled in this order. It is the blitz order and it is deliberate — the</w:t>
+        <w:t>Six stories, cycled in the order field of campaign.json. That order is deliberate: the</w:t>
       </w:r>
     </w:p>
     <w:p>
       <w:r>
-        <w:t>standard leads because it is the most linkable asset, and the product mechanics come last</w:t>
+        <w:t>standard leads because it is the most linkable asset, the primer follows because it is the</w:t>
       </w:r>
     </w:p>
     <w:p>
       <w:r>
-        <w:t>because that post is the only one about us.</w:t>
+        <w:t>widest-audience and least commercial piece, and the product-mechanics post goes last</w:t>
+      </w:r>
+    </w:p>
+    <w:p>
+      <w:r>
+        <w:t>because it is the only one that is about us.</w:t>
       </w:r>
     </w:p>
     <w:tbl>
@@ -243,14 +414,15 @@
         <w:tblLook w:firstColumn="1" w:firstRow="1" w:lastColumn="0" w:lastRow="0" w:noHBand="0" w:noVBand="1" w:val="04A0"/>
       </w:tblPr>
       <w:tblGrid>
-        <w:gridCol w:w="3312"/>
-        <w:gridCol w:w="3312"/>
-        <w:gridCol w:w="3312"/>
+        <w:gridCol w:w="2484"/>
+        <w:gridCol w:w="2484"/>
+        <w:gridCol w:w="2484"/>
+        <w:gridCol w:w="2484"/>
       </w:tblGrid>
       <w:tr>
         <w:tc>
           <w:tcPr>
-            <w:tcW w:type="dxa" w:w="3312"/>
+            <w:tcW w:type="dxa" w:w="2484"/>
           </w:tcPr>
           <w:p>
             <w:r>
@@ -260,7 +432,17 @@
         </w:tc>
         <w:tc>
           <w:tcPr>
-            <w:tcW w:type="dxa" w:w="3312"/>
+            <w:tcW w:type="dxa" w:w="2484"/>
+          </w:tcPr>
+          <w:p>
+            <w:r>
+              <w:t>Story slug</w:t>
+            </w:r>
+          </w:p>
+        </w:tc>
+        <w:tc>
+          <w:tcPr>
+            <w:tcW w:type="dxa" w:w="2484"/>
           </w:tcPr>
           <w:p>
             <w:r>
@@ -270,7 +452,7 @@
         </w:tc>
         <w:tc>
           <w:tcPr>
-            <w:tcW w:type="dxa" w:w="3312"/>
+            <w:tcW w:type="dxa" w:w="2484"/>
           </w:tcPr>
           <w:p>
             <w:r>
@@ -282,7 +464,7 @@
       <w:tr>
         <w:tc>
           <w:tcPr>
-            <w:tcW w:type="dxa" w:w="3312"/>
+            <w:tcW w:type="dxa" w:w="2484"/>
           </w:tcPr>
           <w:p>
             <w:r>
@@ -292,21 +474,31 @@
         </w:tc>
         <w:tc>
           <w:tcPr>
-            <w:tcW w:type="dxa" w:w="3312"/>
+            <w:tcW w:type="dxa" w:w="2484"/>
           </w:tcPr>
           <w:p>
             <w:r>
-              <w:t>https://aeoanalyzers.com/aeo-buyers-standard</w:t>
+              <w:t>buyers-standard</w:t>
             </w:r>
           </w:p>
         </w:tc>
         <w:tc>
           <w:tcPr>
-            <w:tcW w:type="dxa" w:w="3312"/>
+            <w:tcW w:type="dxa" w:w="2484"/>
           </w:tcPr>
           <w:p>
             <w:r>
-              <w:t>aeo-buyers-standard-hero-1600x900.jpg</w:t>
+              <w:t>/aeo-buyers-standard</w:t>
+            </w:r>
+          </w:p>
+        </w:tc>
+        <w:tc>
+          <w:tcPr>
+            <w:tcW w:type="dxa" w:w="2484"/>
+          </w:tcPr>
+          <w:p>
+            <w:r>
+              <w:t>buyers-standard-hero.jpg</w:t>
             </w:r>
           </w:p>
         </w:tc>
@@ -314,7 +506,7 @@
       <w:tr>
         <w:tc>
           <w:tcPr>
-            <w:tcW w:type="dxa" w:w="3312"/>
+            <w:tcW w:type="dxa" w:w="2484"/>
           </w:tcPr>
           <w:p>
             <w:r>
@@ -324,21 +516,31 @@
         </w:tc>
         <w:tc>
           <w:tcPr>
-            <w:tcW w:type="dxa" w:w="3312"/>
+            <w:tcW w:type="dxa" w:w="2484"/>
           </w:tcPr>
           <w:p>
             <w:r>
-              <w:t>https://aeoanalyzers.com/blog/why-ai-doesnt-mention-you</w:t>
+              <w:t>primer</w:t>
             </w:r>
           </w:p>
         </w:tc>
         <w:tc>
           <w:tcPr>
-            <w:tcW w:type="dxa" w:w="3312"/>
+            <w:tcW w:type="dxa" w:w="2484"/>
           </w:tcPr>
           <w:p>
             <w:r>
-              <w:t>primer-og-1200x630.jpg</w:t>
+              <w:t>/blog/why-ai-doesnt-mention-you</w:t>
+            </w:r>
+          </w:p>
+        </w:tc>
+        <w:tc>
+          <w:tcPr>
+            <w:tcW w:type="dxa" w:w="2484"/>
+          </w:tcPr>
+          <w:p>
+            <w:r>
+              <w:t>primer-og.jpg (+3 alternates)</w:t>
             </w:r>
           </w:p>
         </w:tc>
@@ -346,7 +548,7 @@
       <w:tr>
         <w:tc>
           <w:tcPr>
-            <w:tcW w:type="dxa" w:w="3312"/>
+            <w:tcW w:type="dxa" w:w="2484"/>
           </w:tcPr>
           <w:p>
             <w:r>
@@ -356,21 +558,31 @@
         </w:tc>
         <w:tc>
           <w:tcPr>
-            <w:tcW w:type="dxa" w:w="3312"/>
+            <w:tcW w:type="dxa" w:w="2484"/>
           </w:tcPr>
           <w:p>
             <w:r>
-              <w:t>https://aeoanalyzers.com/what-should-an-aeo-tool-do</w:t>
+              <w:t>what-a-tool-should-do</w:t>
             </w:r>
           </w:p>
         </w:tc>
         <w:tc>
           <w:tcPr>
-            <w:tcW w:type="dxa" w:w="3312"/>
+            <w:tcW w:type="dxa" w:w="2484"/>
           </w:tcPr>
           <w:p>
             <w:r>
-              <w:t>what-should-an-aeo-tool-do-hero-1600x900.jpg</w:t>
+              <w:t>/what-should-an-aeo-tool-do</w:t>
+            </w:r>
+          </w:p>
+        </w:tc>
+        <w:tc>
+          <w:tcPr>
+            <w:tcW w:type="dxa" w:w="2484"/>
+          </w:tcPr>
+          <w:p>
+            <w:r>
+              <w:t>what-a-tool-should-do-hero.jpg</w:t>
             </w:r>
           </w:p>
         </w:tc>
@@ -378,7 +590,7 @@
       <w:tr>
         <w:tc>
           <w:tcPr>
-            <w:tcW w:type="dxa" w:w="3312"/>
+            <w:tcW w:type="dxa" w:w="2484"/>
           </w:tcPr>
           <w:p>
             <w:r>
@@ -388,21 +600,31 @@
         </w:tc>
         <w:tc>
           <w:tcPr>
-            <w:tcW w:type="dxa" w:w="3312"/>
+            <w:tcW w:type="dxa" w:w="2484"/>
           </w:tcPr>
           <w:p>
             <w:r>
-              <w:t>https://aeoanalyzers.com/best-aeo-tools</w:t>
+              <w:t>best-aeo-tools</w:t>
             </w:r>
           </w:p>
         </w:tc>
         <w:tc>
           <w:tcPr>
-            <w:tcW w:type="dxa" w:w="3312"/>
+            <w:tcW w:type="dxa" w:w="2484"/>
           </w:tcPr>
           <w:p>
             <w:r>
-              <w:t>best-aeo-tools-hero-1600x900.jpg</w:t>
+              <w:t>/best-aeo-tools</w:t>
+            </w:r>
+          </w:p>
+        </w:tc>
+        <w:tc>
+          <w:tcPr>
+            <w:tcW w:type="dxa" w:w="2484"/>
+          </w:tcPr>
+          <w:p>
+            <w:r>
+              <w:t>best-aeo-tools-hero.jpg</w:t>
             </w:r>
           </w:p>
         </w:tc>
@@ -410,7 +632,7 @@
       <w:tr>
         <w:tc>
           <w:tcPr>
-            <w:tcW w:type="dxa" w:w="3312"/>
+            <w:tcW w:type="dxa" w:w="2484"/>
           </w:tcPr>
           <w:p>
             <w:r>
@@ -420,21 +642,31 @@
         </w:tc>
         <w:tc>
           <w:tcPr>
-            <w:tcW w:type="dxa" w:w="3312"/>
+            <w:tcW w:type="dxa" w:w="2484"/>
           </w:tcPr>
           <w:p>
             <w:r>
-              <w:t>https://aeoanalyzers.com/aeo-buyers-guide</w:t>
+              <w:t>buyers-guide</w:t>
             </w:r>
           </w:p>
         </w:tc>
         <w:tc>
           <w:tcPr>
-            <w:tcW w:type="dxa" w:w="3312"/>
+            <w:tcW w:type="dxa" w:w="2484"/>
           </w:tcPr>
           <w:p>
             <w:r>
-              <w:t>aeo-buyers-guide-hero-1600x900.jpg</w:t>
+              <w:t>/aeo-buyers-guide</w:t>
+            </w:r>
+          </w:p>
+        </w:tc>
+        <w:tc>
+          <w:tcPr>
+            <w:tcW w:type="dxa" w:w="2484"/>
+          </w:tcPr>
+          <w:p>
+            <w:r>
+              <w:t>buyers-guide-hero.jpg</w:t>
             </w:r>
           </w:p>
         </w:tc>
@@ -442,7 +674,7 @@
       <w:tr>
         <w:tc>
           <w:tcPr>
-            <w:tcW w:type="dxa" w:w="3312"/>
+            <w:tcW w:type="dxa" w:w="2484"/>
           </w:tcPr>
           <w:p>
             <w:r>
@@ -452,21 +684,31 @@
         </w:tc>
         <w:tc>
           <w:tcPr>
-            <w:tcW w:type="dxa" w:w="3312"/>
+            <w:tcW w:type="dxa" w:w="2484"/>
           </w:tcPr>
           <w:p>
             <w:r>
-              <w:t>https://aeoanalyzers.com/blog/how-it-works</w:t>
+              <w:t>how-it-works</w:t>
             </w:r>
           </w:p>
         </w:tc>
         <w:tc>
           <w:tcPr>
-            <w:tcW w:type="dxa" w:w="3312"/>
+            <w:tcW w:type="dxa" w:w="2484"/>
           </w:tcPr>
           <w:p>
             <w:r>
-              <w:t>og-blog-how-it-works.png</w:t>
+              <w:t>/blog/how-it-works</w:t>
+            </w:r>
+          </w:p>
+        </w:tc>
+        <w:tc>
+          <w:tcPr>
+            <w:tcW w:type="dxa" w:w="2484"/>
+          </w:tcPr>
+          <w:p>
+            <w:r>
+              <w:t>how-it-works-og.png</w:t>
             </w:r>
           </w:p>
         </w:tc>
@@ -474,32 +716,22 @@
     </w:tbl>
     <w:p>
       <w:r>
-        <w:t>Heroes live at aeoanalyzers.com/img/buyer-series/ and the two older posts use their</w:t>
+        <w:t>Four to six passes = 24 to 36 lane-days, roughly five to seven weeks of weekdays.</w:t>
       </w:r>
     </w:p>
     <w:p>
       <w:r>
-        <w:t>existing OG assets. Pull them by URL rather than copying into gbp-assets/ so a</w:t>
+        <w:t>Start at six; cut to four if engagement decays measurably rather than on a feeling.</w:t>
       </w:r>
     </w:p>
     <w:p>
       <w:r>
-        <w:t>corrected image propagates without a second commit — two of these are already queued for</w:t>
+        <w:t>The primer is the only story with three alternate images. Use a different one on later</w:t>
       </w:r>
     </w:p>
     <w:p>
       <w:r>
-        <w:t>replacement.</w:t>
-      </w:r>
-    </w:p>
-    <w:p>
-      <w:r>
-        <w:t>Four to six passes = 24 to 36 lane-days ≈ 5 to 7 weeks of weekdays. Start at six</w:t>
-      </w:r>
-    </w:p>
-    <w:p>
-      <w:r>
-        <w:t>passes; cut to four if engagement decays measurably rather than on a feeling.</w:t>
+        <w:t>passes so a repeat reader sees a different card.</w:t>
       </w:r>
     </w:p>
     <w:p>
